--- a/backend/data/seed/resumes/48759ea5-a77e-5252-986f-79d4b3aafd70.docx
+++ b/backend/data/seed/resumes/48759ea5-a77e-5252-986f-79d4b3aafd70.docx
@@ -31,7 +31,7 @@
     </w:p>
     <w:p>
       <w:r>
-        <w:t>Date of Birth: 31 July 1988</w:t>
+        <w:t>Date of Birth: 1 August 1988</w:t>
       </w:r>
     </w:p>
     <w:p/>
